--- a/research-digest/wechat/2026-06-15.docx
+++ b/research-digest/wechat/2026-06-15.docx
@@ -32,13 +32,26 @@
     </w:p>
     <w:p>
       <w:pPr>
-        <w:spacing w:before="400" w:after="160"/>
+        <w:spacing w:before="480" w:after="40"/>
       </w:pPr>
       <w:r>
         <w:rPr>
           <w:b/>
-          <w:color w:val="004B7A"/>
-          <w:sz w:val="24"/>
+          <w:color w:val="1C5D54"/>
+          <w:sz w:val="30"/>
+        </w:rPr>
+        <w:t>Ⅰ  经济学 · Economics（8）</w:t>
+      </w:r>
+    </w:p>
+    <w:p>
+      <w:pPr>
+        <w:spacing w:before="240" w:after="120"/>
+      </w:pPr>
+      <w:r>
+        <w:rPr>
+          <w:b/>
+          <w:color w:val="888888"/>
+          <w:sz w:val="22"/>
         </w:rPr>
         <w:t>▎ Journal of Economic Behavior &amp; Organization</w:t>
       </w:r>
@@ -244,13 +257,13 @@
     </w:p>
     <w:p>
       <w:pPr>
-        <w:spacing w:before="400" w:after="160"/>
+        <w:spacing w:before="240" w:after="120"/>
       </w:pPr>
       <w:r>
         <w:rPr>
           <w:b/>
-          <w:color w:val="004B7A"/>
-          <w:sz w:val="24"/>
+          <w:color w:val="888888"/>
+          <w:sz w:val="22"/>
         </w:rPr>
         <w:t>▎ The Quarterly Journal of Economics</w:t>
       </w:r>
@@ -314,13 +327,13 @@
     </w:p>
     <w:p>
       <w:pPr>
-        <w:spacing w:before="400" w:after="160"/>
+        <w:spacing w:before="240" w:after="120"/>
       </w:pPr>
       <w:r>
         <w:rPr>
           <w:b/>
-          <w:color w:val="004B7A"/>
-          <w:sz w:val="24"/>
+          <w:color w:val="888888"/>
+          <w:sz w:val="22"/>
         </w:rPr>
         <w:t>▎ Management Science</w:t>
       </w:r>
@@ -526,15 +539,15 @@
     </w:p>
     <w:p>
       <w:pPr>
-        <w:spacing w:before="400" w:after="160"/>
+        <w:spacing w:before="240" w:after="120"/>
       </w:pPr>
       <w:r>
         <w:rPr>
           <w:b/>
-          <w:color w:val="004B7A"/>
-          <w:sz w:val="24"/>
+          <w:color w:val="888888"/>
+          <w:sz w:val="22"/>
         </w:rPr>
-        <w:t>▎ Cognition</w:t>
+        <w:t>▎ PNAS</w:t>
       </w:r>
     </w:p>
     <w:p>
@@ -550,6 +563,89 @@
         <w:t xml:space="preserve">8. </w:t>
       </w:r>
       <w:hyperlink r:id="rId16">
+        <w:r>
+          <w:rPr>
+            <w:color w:val="004B7A"/>
+            <w:u w:val="single"/>
+            <w:b/>
+            <w:sz w:val="26"/>
+          </w:rPr>
+          <w:t xml:space="preserve">AI agents are sensitive to nudges</w:t>
+        </w:r>
+      </w:hyperlink>
+    </w:p>
+    <w:p>
+      <w:pPr>
+        <w:spacing w:after="100"/>
+      </w:pPr>
+      <w:r>
+        <w:rPr>
+          <w:b w:val="0"/>
+          <w:color w:val="888888"/>
+          <w:sz w:val="18"/>
+        </w:rPr>
+        <w:t>Cherep, M., Maes, P., Singh, N.</w:t>
+      </w:r>
+    </w:p>
+    <w:p>
+      <w:pPr>
+        <w:spacing w:after="80"/>
+      </w:pPr>
+      <w:r>
+        <w:rPr>
+          <w:b/>
+          <w:color w:val="1A1A1A"/>
+          <w:sz w:val="22"/>
+        </w:rPr>
+        <w:t xml:space="preserve">内容简介 · </w:t>
+      </w:r>
+      <w:r>
+        <w:rPr>
+          <w:b w:val="0"/>
+          <w:sz w:val="22"/>
+        </w:rPr>
+        <w:t>This paper tests how leading LLMs respond to various choice architecture interventions (defaults, nudges, information highlighting) and finds they are far more sensitive to these manipulations than humans, sometimes acquiring excessive information or ignoring it entirely. The study uses a resource-rational model of human choice as a normative baseline and highlights safety concerns about behavioral brittleness in LLM agents.</w:t>
+      </w:r>
+    </w:p>
+    <w:p>
+      <w:pPr>
+        <w:spacing w:before="480" w:after="40"/>
+      </w:pPr>
+      <w:r>
+        <w:rPr>
+          <w:b/>
+          <w:color w:val="8A2B3A"/>
+          <w:sz w:val="30"/>
+        </w:rPr>
+        <w:t>Ⅱ  心理学 · Psychology（9）</w:t>
+      </w:r>
+    </w:p>
+    <w:p>
+      <w:pPr>
+        <w:spacing w:before="240" w:after="120"/>
+      </w:pPr>
+      <w:r>
+        <w:rPr>
+          <w:b/>
+          <w:color w:val="888888"/>
+          <w:sz w:val="22"/>
+        </w:rPr>
+        <w:t>▎ Cognition</w:t>
+      </w:r>
+    </w:p>
+    <w:p>
+      <w:pPr>
+        <w:spacing w:after="40"/>
+      </w:pPr>
+      <w:r>
+        <w:rPr>
+          <w:b/>
+          <w:color w:val="1A1A1A"/>
+          <w:sz w:val="26"/>
+        </w:rPr>
+        <w:t xml:space="preserve">9. </w:t>
+      </w:r>
+      <w:hyperlink r:id="rId17">
         <w:r>
           <w:rPr>
             <w:color w:val="004B7A"/>
@@ -618,9 +714,9 @@
           <w:color w:val="1A1A1A"/>
           <w:sz w:val="26"/>
         </w:rPr>
-        <w:t xml:space="preserve">9. </w:t>
+        <w:t xml:space="preserve">10. </w:t>
       </w:r>
-      <w:hyperlink r:id="rId17">
+      <w:hyperlink r:id="rId18">
         <w:r>
           <w:rPr>
             <w:color w:val="004B7A"/>
@@ -689,9 +785,9 @@
           <w:color w:val="1A1A1A"/>
           <w:sz w:val="26"/>
         </w:rPr>
-        <w:t xml:space="preserve">10. </w:t>
+        <w:t xml:space="preserve">11. </w:t>
       </w:r>
-      <w:hyperlink r:id="rId18">
+      <w:hyperlink r:id="rId19">
         <w:r>
           <w:rPr>
             <w:color w:val="004B7A"/>
@@ -760,9 +856,9 @@
           <w:color w:val="1A1A1A"/>
           <w:sz w:val="26"/>
         </w:rPr>
-        <w:t xml:space="preserve">11. </w:t>
+        <w:t xml:space="preserve">12. </w:t>
       </w:r>
-      <w:hyperlink r:id="rId19">
+      <w:hyperlink r:id="rId20">
         <w:r>
           <w:rPr>
             <w:color w:val="004B7A"/>
@@ -809,13 +905,13 @@
     </w:p>
     <w:p>
       <w:pPr>
-        <w:spacing w:before="400" w:after="160"/>
+        <w:spacing w:before="240" w:after="120"/>
       </w:pPr>
       <w:r>
         <w:rPr>
           <w:b/>
-          <w:color w:val="004B7A"/>
-          <w:sz w:val="24"/>
+          <w:color w:val="888888"/>
+          <w:sz w:val="22"/>
         </w:rPr>
         <w:t>▎ Journal of Behavioral Decision Making</w:t>
       </w:r>
@@ -830,9 +926,9 @@
           <w:color w:val="1A1A1A"/>
           <w:sz w:val="26"/>
         </w:rPr>
-        <w:t xml:space="preserve">12. </w:t>
+        <w:t xml:space="preserve">13. </w:t>
       </w:r>
-      <w:hyperlink r:id="rId20">
+      <w:hyperlink r:id="rId21">
         <w:r>
           <w:rPr>
             <w:color w:val="004B7A"/>
@@ -879,86 +975,15 @@
     </w:p>
     <w:p>
       <w:pPr>
-        <w:spacing w:before="400" w:after="160"/>
+        <w:spacing w:before="240" w:after="120"/>
       </w:pPr>
       <w:r>
         <w:rPr>
           <w:b/>
-          <w:color w:val="004B7A"/>
-          <w:sz w:val="24"/>
+          <w:color w:val="888888"/>
+          <w:sz w:val="22"/>
         </w:rPr>
         <w:t>▎ PNAS</w:t>
-      </w:r>
-    </w:p>
-    <w:p>
-      <w:pPr>
-        <w:spacing w:after="40"/>
-      </w:pPr>
-      <w:r>
-        <w:rPr>
-          <w:b/>
-          <w:color w:val="1A1A1A"/>
-          <w:sz w:val="26"/>
-        </w:rPr>
-        <w:t xml:space="preserve">13. </w:t>
-      </w:r>
-      <w:hyperlink r:id="rId21">
-        <w:r>
-          <w:rPr>
-            <w:color w:val="004B7A"/>
-            <w:u w:val="single"/>
-            <w:b/>
-            <w:sz w:val="26"/>
-          </w:rPr>
-          <w:t xml:space="preserve">AI agents are sensitive to nudges</w:t>
-        </w:r>
-      </w:hyperlink>
-    </w:p>
-    <w:p>
-      <w:pPr>
-        <w:spacing w:after="100"/>
-      </w:pPr>
-      <w:r>
-        <w:rPr>
-          <w:b w:val="0"/>
-          <w:color w:val="888888"/>
-          <w:sz w:val="18"/>
-        </w:rPr>
-        <w:t>Cherep, M., Maes, P., Singh, N.</w:t>
-      </w:r>
-    </w:p>
-    <w:p>
-      <w:pPr>
-        <w:spacing w:after="80"/>
-      </w:pPr>
-      <w:r>
-        <w:rPr>
-          <w:b/>
-          <w:color w:val="1A1A1A"/>
-          <w:sz w:val="22"/>
-        </w:rPr>
-        <w:t xml:space="preserve">内容简介 · </w:t>
-      </w:r>
-      <w:r>
-        <w:rPr>
-          <w:b w:val="0"/>
-          <w:sz w:val="22"/>
-        </w:rPr>
-        <w:t>This paper tests how leading LLMs respond to various choice architecture interventions (defaults, nudges, information highlighting) and finds they are far more sensitive to these manipulations than humans, sometimes acquiring excessive information or ignoring it entirely. The study uses a resource-rational model of human choice as a normative baseline and highlights safety concerns about behavioral brittleness in LLM agents.</w:t>
-      </w:r>
-    </w:p>
-    <w:p>
-      <w:pPr>
-        <w:spacing w:before="120" w:after="240"/>
-        <w:jc w:val="center"/>
-      </w:pPr>
-      <w:r>
-        <w:rPr>
-          <w:b w:val="0"/>
-          <w:color w:val="888888"/>
-          <w:sz w:val="20"/>
-        </w:rPr>
-        <w:t>· · ·</w:t>
       </w:r>
     </w:p>
     <w:p>
@@ -1020,15 +1045,15 @@
     </w:p>
     <w:p>
       <w:pPr>
-        <w:spacing w:before="400" w:after="160"/>
+        <w:spacing w:before="240" w:after="120"/>
       </w:pPr>
       <w:r>
         <w:rPr>
           <w:b/>
-          <w:color w:val="004B7A"/>
-          <w:sz w:val="24"/>
+          <w:color w:val="888888"/>
+          <w:sz w:val="22"/>
         </w:rPr>
-        <w:t>▎ PLOS Computational Biology</w:t>
+        <w:t>▎ Psychological Methods</w:t>
       </w:r>
     </w:p>
     <w:p>
@@ -1044,76 +1069,6 @@
         <w:t xml:space="preserve">15. </w:t>
       </w:r>
       <w:hyperlink r:id="rId23">
-        <w:r>
-          <w:rPr>
-            <w:color w:val="004B7A"/>
-            <w:u w:val="single"/>
-            <w:b/>
-            <w:sz w:val="26"/>
-          </w:rPr>
-          <w:t xml:space="preserve">Catecholamine precursor modulation of human exploration: Evidence from a large gender-balanced sample</w:t>
-        </w:r>
-      </w:hyperlink>
-    </w:p>
-    <w:p>
-      <w:pPr>
-        <w:spacing w:after="100"/>
-      </w:pPr>
-      <w:r>
-        <w:rPr>
-          <w:b w:val="0"/>
-          <w:color w:val="888888"/>
-          <w:sz w:val="18"/>
-        </w:rPr>
-        <w:t>Brands, A., Knauth, K., Mathar, D., Roedder, T., Lisner, K., Peters, J.</w:t>
-      </w:r>
-    </w:p>
-    <w:p>
-      <w:pPr>
-        <w:spacing w:after="80"/>
-      </w:pPr>
-      <w:r>
-        <w:rPr>
-          <w:b/>
-          <w:color w:val="1A1A1A"/>
-          <w:sz w:val="22"/>
-        </w:rPr>
-        <w:t xml:space="preserve">内容简介 · </w:t>
-      </w:r>
-      <w:r>
-        <w:rPr>
-          <w:b w:val="0"/>
-          <w:sz w:val="22"/>
-        </w:rPr>
-        <w:t>This study investigates how the catecholamine precursor Tyrosine affects reinforcement learning and exploration-exploitation trade-offs in a within-subjects design, finding that Tyrosine improves performance by increasing value-driven exploitation and reducing directed exploration, as revealed through computational modeling.</w:t>
-      </w:r>
-    </w:p>
-    <w:p>
-      <w:pPr>
-        <w:spacing w:before="400" w:after="160"/>
-      </w:pPr>
-      <w:r>
-        <w:rPr>
-          <w:b/>
-          <w:color w:val="004B7A"/>
-          <w:sz w:val="24"/>
-        </w:rPr>
-        <w:t>▎ Psychological Methods</w:t>
-      </w:r>
-    </w:p>
-    <w:p>
-      <w:pPr>
-        <w:spacing w:after="40"/>
-      </w:pPr>
-      <w:r>
-        <w:rPr>
-          <w:b/>
-          <w:color w:val="1A1A1A"/>
-          <w:sz w:val="26"/>
-        </w:rPr>
-        <w:t xml:space="preserve">16. </w:t>
-      </w:r>
-      <w:hyperlink r:id="rId24">
         <w:r>
           <w:rPr>
             <w:color w:val="004B7A"/>
@@ -1160,13 +1115,13 @@
     </w:p>
     <w:p>
       <w:pPr>
-        <w:spacing w:before="400" w:after="160"/>
+        <w:spacing w:before="240" w:after="120"/>
       </w:pPr>
       <w:r>
         <w:rPr>
           <w:b/>
-          <w:color w:val="004B7A"/>
-          <w:sz w:val="24"/>
+          <w:color w:val="888888"/>
+          <w:sz w:val="22"/>
         </w:rPr>
         <w:t>▎ Memory &amp; Cognition</w:t>
       </w:r>
@@ -1181,9 +1136,9 @@
           <w:color w:val="1A1A1A"/>
           <w:sz w:val="26"/>
         </w:rPr>
-        <w:t xml:space="preserve">17. </w:t>
+        <w:t xml:space="preserve">16. </w:t>
       </w:r>
-      <w:hyperlink r:id="rId25">
+      <w:hyperlink r:id="rId24">
         <w:r>
           <w:rPr>
             <w:color w:val="004B7A"/>
@@ -1252,9 +1207,9 @@
           <w:color w:val="1A1A1A"/>
           <w:sz w:val="26"/>
         </w:rPr>
-        <w:t xml:space="preserve">18. </w:t>
+        <w:t xml:space="preserve">17. </w:t>
       </w:r>
-      <w:hyperlink r:id="rId26">
+      <w:hyperlink r:id="rId25">
         <w:r>
           <w:rPr>
             <w:color w:val="004B7A"/>
@@ -1297,6 +1252,89 @@
           <w:sz w:val="22"/>
         </w:rPr>
         <w:t>This paper examines how directing attention toward passive (vs. active) risks affects fear responses and risk perception. It links attentional focus to subjective risk evaluation, relevant to both risk perception research and attention-allocation effects on judgment.</w:t>
+      </w:r>
+    </w:p>
+    <w:p>
+      <w:pPr>
+        <w:spacing w:before="480" w:after="40"/>
+      </w:pPr>
+      <w:r>
+        <w:rPr>
+          <w:b/>
+          <w:color w:val="3D3A78"/>
+          <w:sz w:val="30"/>
+        </w:rPr>
+        <w:t>Ⅲ  神经科学 · Neuroscience（1）</w:t>
+      </w:r>
+    </w:p>
+    <w:p>
+      <w:pPr>
+        <w:spacing w:before="240" w:after="120"/>
+      </w:pPr>
+      <w:r>
+        <w:rPr>
+          <w:b/>
+          <w:color w:val="888888"/>
+          <w:sz w:val="22"/>
+        </w:rPr>
+        <w:t>▎ PLOS Computational Biology</w:t>
+      </w:r>
+    </w:p>
+    <w:p>
+      <w:pPr>
+        <w:spacing w:after="40"/>
+      </w:pPr>
+      <w:r>
+        <w:rPr>
+          <w:b/>
+          <w:color w:val="1A1A1A"/>
+          <w:sz w:val="26"/>
+        </w:rPr>
+        <w:t xml:space="preserve">18. </w:t>
+      </w:r>
+      <w:hyperlink r:id="rId26">
+        <w:r>
+          <w:rPr>
+            <w:color w:val="004B7A"/>
+            <w:u w:val="single"/>
+            <w:b/>
+            <w:sz w:val="26"/>
+          </w:rPr>
+          <w:t xml:space="preserve">Catecholamine precursor modulation of human exploration: Evidence from a large gender-balanced sample</w:t>
+        </w:r>
+      </w:hyperlink>
+    </w:p>
+    <w:p>
+      <w:pPr>
+        <w:spacing w:after="100"/>
+      </w:pPr>
+      <w:r>
+        <w:rPr>
+          <w:b w:val="0"/>
+          <w:color w:val="888888"/>
+          <w:sz w:val="18"/>
+        </w:rPr>
+        <w:t>Brands, A., Knauth, K., Mathar, D., Roedder, T., Lisner, K., Peters, J.</w:t>
+      </w:r>
+    </w:p>
+    <w:p>
+      <w:pPr>
+        <w:spacing w:after="80"/>
+      </w:pPr>
+      <w:r>
+        <w:rPr>
+          <w:b/>
+          <w:color w:val="1A1A1A"/>
+          <w:sz w:val="22"/>
+        </w:rPr>
+        <w:t xml:space="preserve">内容简介 · </w:t>
+      </w:r>
+      <w:r>
+        <w:rPr>
+          <w:b w:val="0"/>
+          <w:sz w:val="22"/>
+        </w:rPr>
+        <w:t>This study investigates how the catecholamine precursor Tyrosine affects reinforcement learning and exploration-exploitation trade-offs in a within-subjects design, finding that Tyrosine improves performance by increasing value-driven exploitation and reducing directed exploration, as revealed through computational modeling.</w:t>
       </w:r>
     </w:p>
     <w:p>
